--- a/documents/web structure.docx
+++ b/documents/web structure.docx
@@ -6,14 +6,19 @@
       <w:pPr>
         <w:pStyle w:val="2"/>
         <w:spacing w:before="299" w:beforeAutospacing="0" w:after="299" w:afterAutospacing="0"/>
-      </w:pPr>
-      <w:r>
-        <w:rPr>
-          <w:rFonts w:ascii="Aptos" w:hAnsi="Aptos" w:eastAsia="Aptos" w:cs="Aptos"/>
-          <w:b/>
-          <w:bCs/>
-          <w:sz w:val="36"/>
-          <w:szCs w:val="36"/>
+        <w:rPr>
+          <w:rFonts w:hint="default" w:ascii="Times New Roman" w:hAnsi="Times New Roman" w:cs="Times New Roman"/>
+          <w:sz w:val="24"/>
+          <w:szCs w:val="24"/>
+        </w:rPr>
+      </w:pPr>
+      <w:r>
+        <w:rPr>
+          <w:rFonts w:hint="default" w:ascii="Times New Roman" w:hAnsi="Times New Roman" w:eastAsia="Aptos" w:cs="Times New Roman"/>
+          <w:b/>
+          <w:bCs/>
+          <w:sz w:val="24"/>
+          <w:szCs w:val="24"/>
           <w:lang w:val="en-US"/>
         </w:rPr>
         <w:t>4. WEBSITE STRUCTURE AND PLANNING</w:t>
@@ -24,18 +29,18 @@
         <w:pStyle w:val="3"/>
         <w:spacing w:before="281" w:beforeAutospacing="0" w:after="281" w:afterAutospacing="0"/>
         <w:rPr>
-          <w:rFonts w:hint="default" w:asciiTheme="minorAscii" w:hAnsiTheme="minorAscii"/>
-          <w:sz w:val="22"/>
-          <w:szCs w:val="22"/>
-        </w:rPr>
-      </w:pPr>
-      <w:r>
-        <w:rPr>
-          <w:rFonts w:hint="default" w:eastAsia="Aptos" w:cs="Aptos" w:asciiTheme="minorAscii" w:hAnsiTheme="minorAscii"/>
-          <w:b/>
-          <w:bCs/>
-          <w:sz w:val="22"/>
-          <w:szCs w:val="22"/>
+          <w:rFonts w:hint="default" w:ascii="Times New Roman" w:hAnsi="Times New Roman" w:cs="Times New Roman"/>
+          <w:sz w:val="24"/>
+          <w:szCs w:val="24"/>
+        </w:rPr>
+      </w:pPr>
+      <w:r>
+        <w:rPr>
+          <w:rFonts w:hint="default" w:ascii="Times New Roman" w:hAnsi="Times New Roman" w:eastAsia="Aptos" w:cs="Times New Roman"/>
+          <w:b/>
+          <w:bCs/>
+          <w:sz w:val="24"/>
+          <w:szCs w:val="24"/>
           <w:lang w:val="en-US"/>
         </w:rPr>
         <w:t>4.1 Sitemap</w:t>
@@ -45,84 +50,84 @@
       <w:pPr>
         <w:spacing w:before="0" w:beforeAutospacing="0" w:after="0" w:afterAutospacing="0"/>
         <w:rPr>
-          <w:rFonts w:hint="default" w:asciiTheme="minorAscii" w:hAnsiTheme="minorAscii"/>
-          <w:sz w:val="22"/>
-          <w:szCs w:val="22"/>
-        </w:rPr>
-      </w:pPr>
-      <w:r>
-        <w:rPr>
-          <w:rFonts w:hint="default" w:eastAsia="Consolas" w:cs="Consolas" w:asciiTheme="minorAscii" w:hAnsiTheme="minorAscii"/>
-          <w:sz w:val="22"/>
-          <w:szCs w:val="22"/>
+          <w:rFonts w:hint="default" w:ascii="Times New Roman" w:hAnsi="Times New Roman" w:cs="Times New Roman"/>
+          <w:sz w:val="24"/>
+          <w:szCs w:val="24"/>
+        </w:rPr>
+      </w:pPr>
+      <w:r>
+        <w:rPr>
+          <w:rFonts w:hint="default" w:ascii="Times New Roman" w:hAnsi="Times New Roman" w:eastAsia="Consolas" w:cs="Times New Roman"/>
+          <w:sz w:val="24"/>
+          <w:szCs w:val="24"/>
           <w:lang w:val="en-US"/>
         </w:rPr>
         <w:t>Homepage (index.html)</w:t>
       </w:r>
       <w:r>
         <w:rPr>
-          <w:rFonts w:hint="default" w:asciiTheme="minorAscii" w:hAnsiTheme="minorAscii"/>
-          <w:sz w:val="22"/>
-          <w:szCs w:val="22"/>
+          <w:rFonts w:hint="default" w:ascii="Times New Roman" w:hAnsi="Times New Roman" w:cs="Times New Roman"/>
+          <w:sz w:val="24"/>
+          <w:szCs w:val="24"/>
         </w:rPr>
         <w:br w:type="textWrapping"/>
       </w:r>
       <w:r>
         <w:rPr>
-          <w:rFonts w:hint="default" w:eastAsia="Consolas" w:cs="Consolas" w:asciiTheme="minorAscii" w:hAnsiTheme="minorAscii"/>
-          <w:sz w:val="22"/>
-          <w:szCs w:val="22"/>
+          <w:rFonts w:hint="default" w:ascii="Times New Roman" w:hAnsi="Times New Roman" w:eastAsia="Consolas" w:cs="Times New Roman"/>
+          <w:sz w:val="24"/>
+          <w:szCs w:val="24"/>
           <w:lang w:val="en-US"/>
         </w:rPr>
         <w:t xml:space="preserve"> ├── About Us (about.html)</w:t>
       </w:r>
       <w:r>
         <w:rPr>
-          <w:rFonts w:hint="default" w:asciiTheme="minorAscii" w:hAnsiTheme="minorAscii"/>
-          <w:sz w:val="22"/>
-          <w:szCs w:val="22"/>
+          <w:rFonts w:hint="default" w:ascii="Times New Roman" w:hAnsi="Times New Roman" w:cs="Times New Roman"/>
+          <w:sz w:val="24"/>
+          <w:szCs w:val="24"/>
         </w:rPr>
         <w:br w:type="textWrapping"/>
       </w:r>
       <w:r>
         <w:rPr>
-          <w:rFonts w:hint="default" w:eastAsia="Consolas" w:cs="Consolas" w:asciiTheme="minorAscii" w:hAnsiTheme="minorAscii"/>
-          <w:sz w:val="22"/>
-          <w:szCs w:val="22"/>
+          <w:rFonts w:hint="default" w:ascii="Times New Roman" w:hAnsi="Times New Roman" w:eastAsia="Consolas" w:cs="Times New Roman"/>
+          <w:sz w:val="24"/>
+          <w:szCs w:val="24"/>
           <w:lang w:val="en-US"/>
         </w:rPr>
         <w:t xml:space="preserve"> ├── Services (services.html)</w:t>
       </w:r>
       <w:r>
         <w:rPr>
-          <w:rFonts w:hint="default" w:asciiTheme="minorAscii" w:hAnsiTheme="minorAscii"/>
-          <w:sz w:val="22"/>
-          <w:szCs w:val="22"/>
+          <w:rFonts w:hint="default" w:ascii="Times New Roman" w:hAnsi="Times New Roman" w:cs="Times New Roman"/>
+          <w:sz w:val="24"/>
+          <w:szCs w:val="24"/>
         </w:rPr>
         <w:br w:type="textWrapping"/>
       </w:r>
       <w:r>
         <w:rPr>
-          <w:rFonts w:hint="default" w:eastAsia="Consolas" w:cs="Consolas" w:asciiTheme="minorAscii" w:hAnsiTheme="minorAscii"/>
-          <w:sz w:val="22"/>
-          <w:szCs w:val="22"/>
+          <w:rFonts w:hint="default" w:ascii="Times New Roman" w:hAnsi="Times New Roman" w:eastAsia="Consolas" w:cs="Times New Roman"/>
+          <w:sz w:val="24"/>
+          <w:szCs w:val="24"/>
           <w:lang w:val="en-US"/>
         </w:rPr>
         <w:t xml:space="preserve"> ├── Book Now (booking.html)</w:t>
       </w:r>
       <w:r>
         <w:rPr>
-          <w:rFonts w:hint="default" w:asciiTheme="minorAscii" w:hAnsiTheme="minorAscii"/>
-          <w:sz w:val="22"/>
-          <w:szCs w:val="22"/>
+          <w:rFonts w:hint="default" w:ascii="Times New Roman" w:hAnsi="Times New Roman" w:cs="Times New Roman"/>
+          <w:sz w:val="24"/>
+          <w:szCs w:val="24"/>
         </w:rPr>
         <w:br w:type="textWrapping"/>
       </w:r>
       <w:r>
         <w:rPr>
-          <w:rFonts w:hint="default" w:eastAsia="Consolas" w:cs="Consolas" w:asciiTheme="minorAscii" w:hAnsiTheme="minorAscii"/>
-          <w:sz w:val="22"/>
-          <w:szCs w:val="22"/>
+          <w:rFonts w:hint="default" w:ascii="Times New Roman" w:hAnsi="Times New Roman" w:eastAsia="Consolas" w:cs="Times New Roman"/>
+          <w:sz w:val="24"/>
+          <w:szCs w:val="24"/>
           <w:lang w:val="en-US"/>
         </w:rPr>
         <w:t xml:space="preserve"> └── Contact (contact.html)</w:t>
@@ -131,9 +136,9 @@
     <w:p>
       <w:pPr>
         <w:rPr>
-          <w:rFonts w:hint="default" w:asciiTheme="minorAscii" w:hAnsiTheme="minorAscii"/>
-          <w:sz w:val="22"/>
-          <w:szCs w:val="22"/>
+          <w:rFonts w:hint="default" w:ascii="Times New Roman" w:hAnsi="Times New Roman" w:cs="Times New Roman"/>
+          <w:sz w:val="24"/>
+          <w:szCs w:val="24"/>
         </w:rPr>
       </w:pPr>
     </w:p>
@@ -142,39 +147,37 @@
         <w:pStyle w:val="3"/>
         <w:spacing w:before="281" w:beforeAutospacing="0" w:after="281" w:afterAutospacing="0"/>
         <w:rPr>
-          <w:rFonts w:hint="default" w:asciiTheme="minorAscii" w:hAnsiTheme="minorAscii"/>
-          <w:sz w:val="22"/>
-          <w:szCs w:val="22"/>
-        </w:rPr>
-      </w:pPr>
-      <w:bookmarkStart w:id="0" w:name="_GoBack"/>
-      <w:r>
-        <w:rPr>
-          <w:rFonts w:hint="default" w:eastAsia="Aptos" w:cs="Aptos" w:asciiTheme="minorAscii" w:hAnsiTheme="minorAscii"/>
-          <w:b/>
-          <w:bCs/>
-          <w:sz w:val="22"/>
-          <w:szCs w:val="22"/>
+          <w:rFonts w:hint="default" w:ascii="Times New Roman" w:hAnsi="Times New Roman" w:cs="Times New Roman"/>
+          <w:sz w:val="24"/>
+          <w:szCs w:val="24"/>
+        </w:rPr>
+      </w:pPr>
+      <w:r>
+        <w:rPr>
+          <w:rFonts w:hint="default" w:ascii="Times New Roman" w:hAnsi="Times New Roman" w:eastAsia="Aptos" w:cs="Times New Roman"/>
+          <w:b/>
+          <w:bCs/>
+          <w:sz w:val="24"/>
+          <w:szCs w:val="24"/>
           <w:lang w:val="en-US"/>
         </w:rPr>
         <w:t>4.1.1 Sitemap Explanation</w:t>
       </w:r>
     </w:p>
-    <w:bookmarkEnd w:id="0"/>
     <w:p>
       <w:pPr>
         <w:spacing w:before="240" w:beforeAutospacing="0" w:after="240" w:afterAutospacing="0"/>
         <w:rPr>
-          <w:rFonts w:hint="default" w:asciiTheme="minorAscii" w:hAnsiTheme="minorAscii"/>
-          <w:sz w:val="22"/>
-          <w:szCs w:val="22"/>
-        </w:rPr>
-      </w:pPr>
-      <w:r>
-        <w:rPr>
-          <w:rFonts w:hint="default" w:eastAsia="Aptos" w:cs="Aptos" w:asciiTheme="minorAscii" w:hAnsiTheme="minorAscii"/>
-          <w:sz w:val="22"/>
-          <w:szCs w:val="22"/>
+          <w:rFonts w:hint="default" w:ascii="Times New Roman" w:hAnsi="Times New Roman" w:cs="Times New Roman"/>
+          <w:sz w:val="24"/>
+          <w:szCs w:val="24"/>
+        </w:rPr>
+      </w:pPr>
+      <w:r>
+        <w:rPr>
+          <w:rFonts w:hint="default" w:ascii="Times New Roman" w:hAnsi="Times New Roman" w:eastAsia="Aptos" w:cs="Times New Roman"/>
+          <w:sz w:val="24"/>
+          <w:szCs w:val="24"/>
           <w:lang w:val="en-US"/>
         </w:rPr>
         <w:t>The sitemap above shows the structure of the Boost Drive Mobile Car Wash website. The homepage serves as the main entry point and provides navigation to all other pages. Each page is designed to provide specific information, including services offered and booking options. The structure is simple, clear, and user-friendly, allowing visitors to easily move between pages such as About Us, Services, Book Now, and Contact.</w:t>
@@ -183,22 +186,22 @@
     <w:p>
       <w:pPr>
         <w:rPr>
-          <w:rFonts w:hint="default" w:eastAsia="Aptos" w:cs="Aptos" w:asciiTheme="minorAscii" w:hAnsiTheme="minorAscii"/>
-          <w:sz w:val="22"/>
-          <w:szCs w:val="22"/>
-          <w:lang w:val="en-US"/>
-        </w:rPr>
-      </w:pPr>
-    </w:p>
-    <w:p>
-      <w:pPr>
-        <w:rPr>
-          <w:rFonts w:hint="default" w:eastAsia="Aptos" w:cs="Aptos" w:asciiTheme="minorAscii" w:hAnsiTheme="minorAscii"/>
+          <w:rFonts w:hint="default" w:ascii="Times New Roman" w:hAnsi="Times New Roman" w:eastAsia="Aptos" w:cs="Times New Roman"/>
+          <w:sz w:val="24"/>
+          <w:szCs w:val="24"/>
+          <w:lang w:val="en-US"/>
+        </w:rPr>
+      </w:pPr>
+    </w:p>
+    <w:p>
+      <w:pPr>
+        <w:rPr>
+          <w:rFonts w:hint="default" w:ascii="Times New Roman" w:hAnsi="Times New Roman" w:eastAsia="Aptos" w:cs="Times New Roman"/>
           <w:b/>
           <w:bCs/>
           <w:color w:val="156082" w:themeColor="accent1" w:themeTint="FF"/>
-          <w:sz w:val="22"/>
-          <w:szCs w:val="22"/>
+          <w:sz w:val="24"/>
+          <w:szCs w:val="24"/>
           <w:lang w:val="en-US"/>
           <w14:textFill>
             <w14:solidFill>
@@ -212,12 +215,12 @@
       </w:pPr>
       <w:r>
         <w:rPr>
-          <w:rFonts w:hint="default" w:eastAsia="Aptos" w:cs="Aptos" w:asciiTheme="minorAscii" w:hAnsiTheme="minorAscii"/>
+          <w:rFonts w:hint="default" w:ascii="Times New Roman" w:hAnsi="Times New Roman" w:eastAsia="Aptos" w:cs="Times New Roman"/>
           <w:b/>
           <w:bCs/>
           <w:color w:val="156082" w:themeColor="accent1" w:themeTint="FF"/>
-          <w:sz w:val="22"/>
-          <w:szCs w:val="22"/>
+          <w:sz w:val="24"/>
+          <w:szCs w:val="24"/>
           <w:lang w:val="en-US"/>
           <w14:textFill>
             <w14:solidFill>
@@ -236,18 +239,18 @@
         <w:pStyle w:val="3"/>
         <w:spacing w:before="281" w:beforeAutospacing="0" w:after="281" w:afterAutospacing="0"/>
         <w:rPr>
-          <w:rFonts w:hint="default" w:asciiTheme="minorAscii" w:hAnsiTheme="minorAscii"/>
-          <w:sz w:val="22"/>
-          <w:szCs w:val="22"/>
-        </w:rPr>
-      </w:pPr>
-      <w:r>
-        <w:rPr>
-          <w:rFonts w:hint="default" w:eastAsia="Aptos" w:cs="Aptos" w:asciiTheme="minorAscii" w:hAnsiTheme="minorAscii"/>
-          <w:b/>
-          <w:bCs/>
-          <w:sz w:val="22"/>
-          <w:szCs w:val="22"/>
+          <w:rFonts w:hint="default" w:ascii="Times New Roman" w:hAnsi="Times New Roman" w:cs="Times New Roman"/>
+          <w:sz w:val="24"/>
+          <w:szCs w:val="24"/>
+        </w:rPr>
+      </w:pPr>
+      <w:r>
+        <w:rPr>
+          <w:rFonts w:hint="default" w:ascii="Times New Roman" w:hAnsi="Times New Roman" w:eastAsia="Aptos" w:cs="Times New Roman"/>
+          <w:b/>
+          <w:bCs/>
+          <w:sz w:val="24"/>
+          <w:szCs w:val="24"/>
           <w:lang w:val="en-US"/>
         </w:rPr>
         <w:t>🏠 Homepage (index.html)</w:t>
@@ -257,16 +260,16 @@
       <w:pPr>
         <w:spacing w:before="240" w:beforeAutospacing="0" w:after="240" w:afterAutospacing="0"/>
         <w:rPr>
-          <w:rFonts w:hint="default" w:asciiTheme="minorAscii" w:hAnsiTheme="minorAscii"/>
-          <w:sz w:val="22"/>
-          <w:szCs w:val="22"/>
-        </w:rPr>
-      </w:pPr>
-      <w:r>
-        <w:rPr>
-          <w:rFonts w:hint="default" w:eastAsia="Aptos" w:cs="Aptos" w:asciiTheme="minorAscii" w:hAnsiTheme="minorAscii"/>
-          <w:sz w:val="22"/>
-          <w:szCs w:val="22"/>
+          <w:rFonts w:hint="default" w:ascii="Times New Roman" w:hAnsi="Times New Roman" w:cs="Times New Roman"/>
+          <w:sz w:val="24"/>
+          <w:szCs w:val="24"/>
+        </w:rPr>
+      </w:pPr>
+      <w:r>
+        <w:rPr>
+          <w:rFonts w:hint="default" w:ascii="Times New Roman" w:hAnsi="Times New Roman" w:eastAsia="Aptos" w:cs="Times New Roman"/>
+          <w:sz w:val="24"/>
+          <w:szCs w:val="24"/>
           <w:lang w:val="en-US"/>
         </w:rPr>
         <w:t>The homepage is the first page users will see. It includes a hero image, a brief introduction to the business, a navigation menu, and a call-to-action button that directs users to the booking page.</w:t>
@@ -275,9 +278,9 @@
     <w:p>
       <w:pPr>
         <w:rPr>
-          <w:rFonts w:hint="default" w:asciiTheme="minorAscii" w:hAnsiTheme="minorAscii"/>
-          <w:sz w:val="22"/>
-          <w:szCs w:val="22"/>
+          <w:rFonts w:hint="default" w:ascii="Times New Roman" w:hAnsi="Times New Roman" w:cs="Times New Roman"/>
+          <w:sz w:val="24"/>
+          <w:szCs w:val="24"/>
         </w:rPr>
       </w:pPr>
     </w:p>
@@ -286,18 +289,18 @@
         <w:pStyle w:val="3"/>
         <w:spacing w:before="281" w:beforeAutospacing="0" w:after="281" w:afterAutospacing="0"/>
         <w:rPr>
-          <w:rFonts w:hint="default" w:asciiTheme="minorAscii" w:hAnsiTheme="minorAscii"/>
-          <w:sz w:val="22"/>
-          <w:szCs w:val="22"/>
-        </w:rPr>
-      </w:pPr>
-      <w:r>
-        <w:rPr>
-          <w:rFonts w:hint="default" w:eastAsia="Aptos" w:cs="Aptos" w:asciiTheme="minorAscii" w:hAnsiTheme="minorAscii"/>
-          <w:b/>
-          <w:bCs/>
-          <w:sz w:val="22"/>
-          <w:szCs w:val="22"/>
+          <w:rFonts w:hint="default" w:ascii="Times New Roman" w:hAnsi="Times New Roman" w:cs="Times New Roman"/>
+          <w:sz w:val="24"/>
+          <w:szCs w:val="24"/>
+        </w:rPr>
+      </w:pPr>
+      <w:r>
+        <w:rPr>
+          <w:rFonts w:hint="default" w:ascii="Times New Roman" w:hAnsi="Times New Roman" w:eastAsia="Aptos" w:cs="Times New Roman"/>
+          <w:b/>
+          <w:bCs/>
+          <w:sz w:val="24"/>
+          <w:szCs w:val="24"/>
           <w:lang w:val="en-US"/>
         </w:rPr>
         <w:t>👤 About Us (about.html)</w:t>
@@ -307,16 +310,16 @@
       <w:pPr>
         <w:spacing w:before="240" w:beforeAutospacing="0" w:after="240" w:afterAutospacing="0"/>
         <w:rPr>
-          <w:rFonts w:hint="default" w:asciiTheme="minorAscii" w:hAnsiTheme="minorAscii"/>
-          <w:sz w:val="22"/>
-          <w:szCs w:val="22"/>
-        </w:rPr>
-      </w:pPr>
-      <w:r>
-        <w:rPr>
-          <w:rFonts w:hint="default" w:eastAsia="Aptos" w:cs="Aptos" w:asciiTheme="minorAscii" w:hAnsiTheme="minorAscii"/>
-          <w:sz w:val="22"/>
-          <w:szCs w:val="22"/>
+          <w:rFonts w:hint="default" w:ascii="Times New Roman" w:hAnsi="Times New Roman" w:cs="Times New Roman"/>
+          <w:sz w:val="24"/>
+          <w:szCs w:val="24"/>
+        </w:rPr>
+      </w:pPr>
+      <w:r>
+        <w:rPr>
+          <w:rFonts w:hint="default" w:ascii="Times New Roman" w:hAnsi="Times New Roman" w:eastAsia="Aptos" w:cs="Times New Roman"/>
+          <w:sz w:val="24"/>
+          <w:szCs w:val="24"/>
           <w:lang w:val="en-US"/>
         </w:rPr>
         <w:t>This page provides information about the organisation, including its background, mission, and vision. It helps build trust with potential customers.</w:t>
@@ -325,9 +328,9 @@
     <w:p>
       <w:pPr>
         <w:rPr>
-          <w:rFonts w:hint="default" w:asciiTheme="minorAscii" w:hAnsiTheme="minorAscii"/>
-          <w:sz w:val="22"/>
-          <w:szCs w:val="22"/>
+          <w:rFonts w:hint="default" w:ascii="Times New Roman" w:hAnsi="Times New Roman" w:cs="Times New Roman"/>
+          <w:sz w:val="24"/>
+          <w:szCs w:val="24"/>
         </w:rPr>
       </w:pPr>
     </w:p>
@@ -336,18 +339,18 @@
         <w:pStyle w:val="3"/>
         <w:spacing w:before="281" w:beforeAutospacing="0" w:after="281" w:afterAutospacing="0"/>
         <w:rPr>
-          <w:rFonts w:hint="default" w:asciiTheme="minorAscii" w:hAnsiTheme="minorAscii"/>
-          <w:sz w:val="22"/>
-          <w:szCs w:val="22"/>
-        </w:rPr>
-      </w:pPr>
-      <w:r>
-        <w:rPr>
-          <w:rFonts w:hint="default" w:eastAsia="Aptos" w:cs="Aptos" w:asciiTheme="minorAscii" w:hAnsiTheme="minorAscii"/>
-          <w:b/>
-          <w:bCs/>
-          <w:sz w:val="22"/>
-          <w:szCs w:val="22"/>
+          <w:rFonts w:hint="default" w:ascii="Times New Roman" w:hAnsi="Times New Roman" w:cs="Times New Roman"/>
+          <w:sz w:val="24"/>
+          <w:szCs w:val="24"/>
+        </w:rPr>
+      </w:pPr>
+      <w:r>
+        <w:rPr>
+          <w:rFonts w:hint="default" w:ascii="Times New Roman" w:hAnsi="Times New Roman" w:eastAsia="Aptos" w:cs="Times New Roman"/>
+          <w:b/>
+          <w:bCs/>
+          <w:sz w:val="24"/>
+          <w:szCs w:val="24"/>
           <w:lang w:val="en-US"/>
         </w:rPr>
         <w:t>🧽 Services (services.html)</w:t>
@@ -357,16 +360,16 @@
       <w:pPr>
         <w:spacing w:before="240" w:beforeAutospacing="0" w:after="240" w:afterAutospacing="0"/>
         <w:rPr>
-          <w:rFonts w:hint="default" w:asciiTheme="minorAscii" w:hAnsiTheme="minorAscii"/>
-          <w:sz w:val="22"/>
-          <w:szCs w:val="22"/>
-        </w:rPr>
-      </w:pPr>
-      <w:r>
-        <w:rPr>
-          <w:rFonts w:hint="default" w:eastAsia="Aptos" w:cs="Aptos" w:asciiTheme="minorAscii" w:hAnsiTheme="minorAscii"/>
-          <w:sz w:val="22"/>
-          <w:szCs w:val="22"/>
+          <w:rFonts w:hint="default" w:ascii="Times New Roman" w:hAnsi="Times New Roman" w:cs="Times New Roman"/>
+          <w:sz w:val="24"/>
+          <w:szCs w:val="24"/>
+        </w:rPr>
+      </w:pPr>
+      <w:r>
+        <w:rPr>
+          <w:rFonts w:hint="default" w:ascii="Times New Roman" w:hAnsi="Times New Roman" w:eastAsia="Aptos" w:cs="Times New Roman"/>
+          <w:sz w:val="24"/>
+          <w:szCs w:val="24"/>
           <w:lang w:val="en-US"/>
         </w:rPr>
         <w:t>The services page outlines the different car cleaning services offered, such as exterior washing, interior cleaning, and full detailing. It also includes pricing information.</w:t>
@@ -375,9 +378,9 @@
     <w:p>
       <w:pPr>
         <w:rPr>
-          <w:rFonts w:hint="default" w:asciiTheme="minorAscii" w:hAnsiTheme="minorAscii"/>
-          <w:sz w:val="22"/>
-          <w:szCs w:val="22"/>
+          <w:rFonts w:hint="default" w:ascii="Times New Roman" w:hAnsi="Times New Roman" w:cs="Times New Roman"/>
+          <w:sz w:val="24"/>
+          <w:szCs w:val="24"/>
         </w:rPr>
       </w:pPr>
     </w:p>
@@ -386,18 +389,18 @@
         <w:pStyle w:val="3"/>
         <w:spacing w:before="281" w:beforeAutospacing="0" w:after="281" w:afterAutospacing="0"/>
         <w:rPr>
-          <w:rFonts w:hint="default" w:asciiTheme="minorAscii" w:hAnsiTheme="minorAscii"/>
-          <w:sz w:val="22"/>
-          <w:szCs w:val="22"/>
-        </w:rPr>
-      </w:pPr>
-      <w:r>
-        <w:rPr>
-          <w:rFonts w:hint="default" w:eastAsia="Aptos" w:cs="Aptos" w:asciiTheme="minorAscii" w:hAnsiTheme="minorAscii"/>
-          <w:b/>
-          <w:bCs/>
-          <w:sz w:val="22"/>
-          <w:szCs w:val="22"/>
+          <w:rFonts w:hint="default" w:ascii="Times New Roman" w:hAnsi="Times New Roman" w:cs="Times New Roman"/>
+          <w:sz w:val="24"/>
+          <w:szCs w:val="24"/>
+        </w:rPr>
+      </w:pPr>
+      <w:r>
+        <w:rPr>
+          <w:rFonts w:hint="default" w:ascii="Times New Roman" w:hAnsi="Times New Roman" w:eastAsia="Aptos" w:cs="Times New Roman"/>
+          <w:b/>
+          <w:bCs/>
+          <w:sz w:val="24"/>
+          <w:szCs w:val="24"/>
           <w:lang w:val="en-US"/>
         </w:rPr>
         <w:t>📅 Book Now (booking.html)</w:t>
@@ -407,16 +410,16 @@
       <w:pPr>
         <w:spacing w:before="240" w:beforeAutospacing="0" w:after="240" w:afterAutospacing="0"/>
         <w:rPr>
-          <w:rFonts w:hint="default" w:asciiTheme="minorAscii" w:hAnsiTheme="minorAscii"/>
-          <w:sz w:val="22"/>
-          <w:szCs w:val="22"/>
-        </w:rPr>
-      </w:pPr>
-      <w:r>
-        <w:rPr>
-          <w:rFonts w:hint="default" w:eastAsia="Aptos" w:cs="Aptos" w:asciiTheme="minorAscii" w:hAnsiTheme="minorAscii"/>
-          <w:sz w:val="22"/>
-          <w:szCs w:val="22"/>
+          <w:rFonts w:hint="default" w:ascii="Times New Roman" w:hAnsi="Times New Roman" w:cs="Times New Roman"/>
+          <w:sz w:val="24"/>
+          <w:szCs w:val="24"/>
+        </w:rPr>
+      </w:pPr>
+      <w:r>
+        <w:rPr>
+          <w:rFonts w:hint="default" w:ascii="Times New Roman" w:hAnsi="Times New Roman" w:eastAsia="Aptos" w:cs="Times New Roman"/>
+          <w:sz w:val="24"/>
+          <w:szCs w:val="24"/>
           <w:lang w:val="en-US"/>
         </w:rPr>
         <w:t>The booking page allows customers to schedule a car wash service. It includes a form where users can enter their details, select a service, and choose a preferred date.</w:t>
@@ -425,9 +428,9 @@
     <w:p>
       <w:pPr>
         <w:rPr>
-          <w:rFonts w:hint="default" w:asciiTheme="minorAscii" w:hAnsiTheme="minorAscii"/>
-          <w:sz w:val="22"/>
-          <w:szCs w:val="22"/>
+          <w:rFonts w:hint="default" w:ascii="Times New Roman" w:hAnsi="Times New Roman" w:cs="Times New Roman"/>
+          <w:sz w:val="24"/>
+          <w:szCs w:val="24"/>
         </w:rPr>
       </w:pPr>
     </w:p>
@@ -436,18 +439,18 @@
         <w:pStyle w:val="3"/>
         <w:spacing w:before="281" w:beforeAutospacing="0" w:after="281" w:afterAutospacing="0"/>
         <w:rPr>
-          <w:rFonts w:hint="default" w:asciiTheme="minorAscii" w:hAnsiTheme="minorAscii"/>
-          <w:sz w:val="22"/>
-          <w:szCs w:val="22"/>
-        </w:rPr>
-      </w:pPr>
-      <w:r>
-        <w:rPr>
-          <w:rFonts w:hint="default" w:eastAsia="Aptos" w:cs="Aptos" w:asciiTheme="minorAscii" w:hAnsiTheme="minorAscii"/>
-          <w:b/>
-          <w:bCs/>
-          <w:sz w:val="22"/>
-          <w:szCs w:val="22"/>
+          <w:rFonts w:hint="default" w:ascii="Times New Roman" w:hAnsi="Times New Roman" w:cs="Times New Roman"/>
+          <w:sz w:val="24"/>
+          <w:szCs w:val="24"/>
+        </w:rPr>
+      </w:pPr>
+      <w:r>
+        <w:rPr>
+          <w:rFonts w:hint="default" w:ascii="Times New Roman" w:hAnsi="Times New Roman" w:eastAsia="Aptos" w:cs="Times New Roman"/>
+          <w:b/>
+          <w:bCs/>
+          <w:sz w:val="24"/>
+          <w:szCs w:val="24"/>
           <w:lang w:val="en-US"/>
         </w:rPr>
         <w:t>📞 Contact (contact.html)</w:t>
@@ -457,16 +460,16 @@
       <w:pPr>
         <w:spacing w:before="240" w:beforeAutospacing="0" w:after="240" w:afterAutospacing="0"/>
         <w:rPr>
-          <w:rFonts w:hint="default" w:asciiTheme="minorAscii" w:hAnsiTheme="minorAscii"/>
-          <w:sz w:val="22"/>
-          <w:szCs w:val="22"/>
-        </w:rPr>
-      </w:pPr>
-      <w:r>
-        <w:rPr>
-          <w:rFonts w:hint="default" w:eastAsia="Aptos" w:cs="Aptos" w:asciiTheme="minorAscii" w:hAnsiTheme="minorAscii"/>
-          <w:sz w:val="22"/>
-          <w:szCs w:val="22"/>
+          <w:rFonts w:hint="default" w:ascii="Times New Roman" w:hAnsi="Times New Roman" w:cs="Times New Roman"/>
+          <w:sz w:val="24"/>
+          <w:szCs w:val="24"/>
+        </w:rPr>
+      </w:pPr>
+      <w:r>
+        <w:rPr>
+          <w:rFonts w:hint="default" w:ascii="Times New Roman" w:hAnsi="Times New Roman" w:eastAsia="Aptos" w:cs="Times New Roman"/>
+          <w:sz w:val="24"/>
+          <w:szCs w:val="24"/>
           <w:lang w:val="en-US"/>
         </w:rPr>
         <w:t>The contact page provides important contact details such as phone number, email, and physical locations. It includes at least two locations to meet assignment requirements.</w:t>
@@ -475,9 +478,9 @@
     <w:p>
       <w:pPr>
         <w:rPr>
-          <w:rFonts w:hint="default" w:eastAsia="Aptos" w:cs="Aptos" w:asciiTheme="minorAscii" w:hAnsiTheme="minorAscii"/>
-          <w:sz w:val="22"/>
-          <w:szCs w:val="22"/>
+          <w:rFonts w:hint="default" w:ascii="Times New Roman" w:hAnsi="Times New Roman" w:eastAsia="Aptos" w:cs="Times New Roman"/>
+          <w:sz w:val="24"/>
+          <w:szCs w:val="24"/>
           <w:lang w:val="en-US"/>
         </w:rPr>
       </w:pPr>
@@ -487,18 +490,18 @@
         <w:pStyle w:val="3"/>
         <w:spacing w:before="281" w:beforeAutospacing="0" w:after="281" w:afterAutospacing="0"/>
         <w:rPr>
-          <w:rFonts w:hint="default" w:asciiTheme="minorAscii" w:hAnsiTheme="minorAscii"/>
-          <w:sz w:val="22"/>
-          <w:szCs w:val="22"/>
-        </w:rPr>
-      </w:pPr>
-      <w:r>
-        <w:rPr>
-          <w:rFonts w:hint="default" w:eastAsia="Aptos" w:cs="Aptos" w:asciiTheme="minorAscii" w:hAnsiTheme="minorAscii"/>
-          <w:b/>
-          <w:bCs/>
-          <w:sz w:val="22"/>
-          <w:szCs w:val="22"/>
+          <w:rFonts w:hint="default" w:ascii="Times New Roman" w:hAnsi="Times New Roman" w:cs="Times New Roman"/>
+          <w:sz w:val="24"/>
+          <w:szCs w:val="24"/>
+        </w:rPr>
+      </w:pPr>
+      <w:r>
+        <w:rPr>
+          <w:rFonts w:hint="default" w:ascii="Times New Roman" w:hAnsi="Times New Roman" w:eastAsia="Aptos" w:cs="Times New Roman"/>
+          <w:b/>
+          <w:bCs/>
+          <w:sz w:val="24"/>
+          <w:szCs w:val="24"/>
           <w:lang w:val="en-US"/>
         </w:rPr>
         <w:t>4.1.3 Navigation Structure</w:t>
@@ -508,16 +511,16 @@
       <w:pPr>
         <w:spacing w:before="240" w:beforeAutospacing="0" w:after="240" w:afterAutospacing="0"/>
         <w:rPr>
-          <w:rFonts w:hint="default" w:asciiTheme="minorAscii" w:hAnsiTheme="minorAscii"/>
-          <w:sz w:val="22"/>
-          <w:szCs w:val="22"/>
-        </w:rPr>
-      </w:pPr>
-      <w:r>
-        <w:rPr>
-          <w:rFonts w:hint="default" w:eastAsia="Aptos" w:cs="Aptos" w:asciiTheme="minorAscii" w:hAnsiTheme="minorAscii"/>
-          <w:sz w:val="22"/>
-          <w:szCs w:val="22"/>
+          <w:rFonts w:hint="default" w:ascii="Times New Roman" w:hAnsi="Times New Roman" w:cs="Times New Roman"/>
+          <w:sz w:val="24"/>
+          <w:szCs w:val="24"/>
+        </w:rPr>
+      </w:pPr>
+      <w:r>
+        <w:rPr>
+          <w:rFonts w:hint="default" w:ascii="Times New Roman" w:hAnsi="Times New Roman" w:eastAsia="Aptos" w:cs="Times New Roman"/>
+          <w:sz w:val="24"/>
+          <w:szCs w:val="24"/>
           <w:lang w:val="en-US"/>
         </w:rPr>
         <w:t>The website will include a consistent navigation menu across all pages to improve usability. The navigation bar will be placed at the top of each page and will include links to all main pages. This ensures easy access and smooth movement throughout the website.</w:t>
@@ -526,9 +529,9 @@
     <w:p>
       <w:pPr>
         <w:rPr>
-          <w:rFonts w:hint="default" w:asciiTheme="minorAscii" w:hAnsiTheme="minorAscii"/>
-          <w:sz w:val="22"/>
-          <w:szCs w:val="22"/>
+          <w:rFonts w:hint="default" w:ascii="Times New Roman" w:hAnsi="Times New Roman" w:cs="Times New Roman"/>
+          <w:sz w:val="24"/>
+          <w:szCs w:val="24"/>
         </w:rPr>
       </w:pPr>
     </w:p>
@@ -537,18 +540,18 @@
         <w:pStyle w:val="3"/>
         <w:spacing w:before="281" w:beforeAutospacing="0" w:after="281" w:afterAutospacing="0"/>
         <w:rPr>
-          <w:rFonts w:hint="default" w:asciiTheme="minorAscii" w:hAnsiTheme="minorAscii"/>
-          <w:sz w:val="22"/>
-          <w:szCs w:val="22"/>
-        </w:rPr>
-      </w:pPr>
-      <w:r>
-        <w:rPr>
-          <w:rFonts w:hint="default" w:eastAsia="Aptos" w:cs="Aptos" w:asciiTheme="minorAscii" w:hAnsiTheme="minorAscii"/>
-          <w:b/>
-          <w:bCs/>
-          <w:sz w:val="22"/>
-          <w:szCs w:val="22"/>
+          <w:rFonts w:hint="default" w:ascii="Times New Roman" w:hAnsi="Times New Roman" w:cs="Times New Roman"/>
+          <w:sz w:val="24"/>
+          <w:szCs w:val="24"/>
+        </w:rPr>
+      </w:pPr>
+      <w:r>
+        <w:rPr>
+          <w:rFonts w:hint="default" w:ascii="Times New Roman" w:hAnsi="Times New Roman" w:eastAsia="Aptos" w:cs="Times New Roman"/>
+          <w:b/>
+          <w:bCs/>
+          <w:sz w:val="24"/>
+          <w:szCs w:val="24"/>
           <w:lang w:val="en-US"/>
         </w:rPr>
         <w:t>4.1.4 User Experience Considerations</w:t>
@@ -558,16 +561,16 @@
       <w:pPr>
         <w:spacing w:before="240" w:beforeAutospacing="0" w:after="240" w:afterAutospacing="0"/>
         <w:rPr>
-          <w:rFonts w:hint="default" w:asciiTheme="minorAscii" w:hAnsiTheme="minorAscii"/>
-          <w:sz w:val="22"/>
-          <w:szCs w:val="22"/>
-        </w:rPr>
-      </w:pPr>
-      <w:r>
-        <w:rPr>
-          <w:rFonts w:hint="default" w:eastAsia="Aptos" w:cs="Aptos" w:asciiTheme="minorAscii" w:hAnsiTheme="minorAscii"/>
-          <w:sz w:val="22"/>
-          <w:szCs w:val="22"/>
+          <w:rFonts w:hint="default" w:ascii="Times New Roman" w:hAnsi="Times New Roman" w:cs="Times New Roman"/>
+          <w:sz w:val="24"/>
+          <w:szCs w:val="24"/>
+        </w:rPr>
+      </w:pPr>
+      <w:r>
+        <w:rPr>
+          <w:rFonts w:hint="default" w:ascii="Times New Roman" w:hAnsi="Times New Roman" w:eastAsia="Aptos" w:cs="Times New Roman"/>
+          <w:sz w:val="24"/>
+          <w:szCs w:val="24"/>
           <w:lang w:val="en-US"/>
         </w:rPr>
         <w:t>The website is designed to be simple, clear, and easy to use. Users will be able to navigate quickly and find information without confusion. The booking feature will be easily accessible, and the layout will be clean and readable. The design will also be mobile-friendly to support users on smartphones.</w:t>
@@ -576,9 +579,9 @@
     <w:p>
       <w:pPr>
         <w:rPr>
-          <w:rFonts w:hint="default" w:asciiTheme="minorAscii" w:hAnsiTheme="minorAscii"/>
-          <w:sz w:val="22"/>
-          <w:szCs w:val="22"/>
+          <w:rFonts w:hint="default" w:ascii="Times New Roman" w:hAnsi="Times New Roman" w:cs="Times New Roman"/>
+          <w:sz w:val="24"/>
+          <w:szCs w:val="24"/>
         </w:rPr>
       </w:pPr>
     </w:p>
@@ -587,18 +590,18 @@
         <w:pStyle w:val="3"/>
         <w:spacing w:before="281" w:beforeAutospacing="0" w:after="281" w:afterAutospacing="0"/>
         <w:rPr>
-          <w:rFonts w:hint="default" w:asciiTheme="minorAscii" w:hAnsiTheme="minorAscii"/>
-          <w:sz w:val="22"/>
-          <w:szCs w:val="22"/>
-        </w:rPr>
-      </w:pPr>
-      <w:r>
-        <w:rPr>
-          <w:rFonts w:hint="default" w:eastAsia="Aptos" w:cs="Aptos" w:asciiTheme="minorAscii" w:hAnsiTheme="minorAscii"/>
-          <w:b/>
-          <w:bCs/>
-          <w:sz w:val="22"/>
-          <w:szCs w:val="22"/>
+          <w:rFonts w:hint="default" w:ascii="Times New Roman" w:hAnsi="Times New Roman" w:cs="Times New Roman"/>
+          <w:sz w:val="24"/>
+          <w:szCs w:val="24"/>
+        </w:rPr>
+      </w:pPr>
+      <w:r>
+        <w:rPr>
+          <w:rFonts w:hint="default" w:ascii="Times New Roman" w:hAnsi="Times New Roman" w:eastAsia="Aptos" w:cs="Times New Roman"/>
+          <w:b/>
+          <w:bCs/>
+          <w:sz w:val="24"/>
+          <w:szCs w:val="24"/>
           <w:lang w:val="en-US"/>
         </w:rPr>
         <w:t>4.1.5 Wireframe Description</w:t>
@@ -608,16 +611,16 @@
       <w:pPr>
         <w:spacing w:before="240" w:beforeAutospacing="0" w:after="240" w:afterAutospacing="0"/>
         <w:rPr>
-          <w:rFonts w:hint="default" w:asciiTheme="minorAscii" w:hAnsiTheme="minorAscii"/>
-          <w:sz w:val="22"/>
-          <w:szCs w:val="22"/>
-        </w:rPr>
-      </w:pPr>
-      <w:r>
-        <w:rPr>
-          <w:rFonts w:hint="default" w:eastAsia="Aptos" w:cs="Aptos" w:asciiTheme="minorAscii" w:hAnsiTheme="minorAscii"/>
-          <w:sz w:val="22"/>
-          <w:szCs w:val="22"/>
+          <w:rFonts w:hint="default" w:ascii="Times New Roman" w:hAnsi="Times New Roman" w:cs="Times New Roman"/>
+          <w:sz w:val="24"/>
+          <w:szCs w:val="24"/>
+        </w:rPr>
+      </w:pPr>
+      <w:r>
+        <w:rPr>
+          <w:rFonts w:hint="default" w:ascii="Times New Roman" w:hAnsi="Times New Roman" w:eastAsia="Aptos" w:cs="Times New Roman"/>
+          <w:sz w:val="24"/>
+          <w:szCs w:val="24"/>
           <w:lang w:val="en-US"/>
         </w:rPr>
         <w:t>A basic wireframe structure is used to plan the layout of each page. Each page includes a header, navigation menu, main content area, and footer. The homepage includes a hero section with a call-to-action button, while other pages maintain a consistent layout.</w:t>
@@ -626,9 +629,9 @@
     <w:p>
       <w:pPr>
         <w:rPr>
-          <w:rFonts w:hint="default" w:asciiTheme="minorAscii" w:hAnsiTheme="minorAscii"/>
-          <w:sz w:val="22"/>
-          <w:szCs w:val="22"/>
+          <w:rFonts w:hint="default" w:ascii="Times New Roman" w:hAnsi="Times New Roman" w:cs="Times New Roman"/>
+          <w:sz w:val="24"/>
+          <w:szCs w:val="24"/>
         </w:rPr>
       </w:pPr>
     </w:p>
@@ -637,18 +640,18 @@
         <w:pStyle w:val="3"/>
         <w:spacing w:before="281" w:beforeAutospacing="0" w:after="281" w:afterAutospacing="0"/>
         <w:rPr>
-          <w:rFonts w:hint="default" w:asciiTheme="minorAscii" w:hAnsiTheme="minorAscii"/>
-          <w:sz w:val="22"/>
-          <w:szCs w:val="22"/>
-        </w:rPr>
-      </w:pPr>
-      <w:r>
-        <w:rPr>
-          <w:rFonts w:hint="default" w:eastAsia="Aptos" w:cs="Aptos" w:asciiTheme="minorAscii" w:hAnsiTheme="minorAscii"/>
-          <w:b/>
-          <w:bCs/>
-          <w:sz w:val="22"/>
-          <w:szCs w:val="22"/>
+          <w:rFonts w:hint="default" w:ascii="Times New Roman" w:hAnsi="Times New Roman" w:cs="Times New Roman"/>
+          <w:sz w:val="24"/>
+          <w:szCs w:val="24"/>
+        </w:rPr>
+      </w:pPr>
+      <w:r>
+        <w:rPr>
+          <w:rFonts w:hint="default" w:ascii="Times New Roman" w:hAnsi="Times New Roman" w:eastAsia="Aptos" w:cs="Times New Roman"/>
+          <w:b/>
+          <w:bCs/>
+          <w:sz w:val="24"/>
+          <w:szCs w:val="24"/>
           <w:lang w:val="en-US"/>
         </w:rPr>
         <w:t>4.2 File and Folder Structure</w:t>
@@ -658,16 +661,16 @@
       <w:pPr>
         <w:spacing w:before="240" w:beforeAutospacing="0" w:after="240" w:afterAutospacing="0"/>
         <w:rPr>
-          <w:rFonts w:hint="default" w:asciiTheme="minorAscii" w:hAnsiTheme="minorAscii"/>
-          <w:sz w:val="22"/>
-          <w:szCs w:val="22"/>
-        </w:rPr>
-      </w:pPr>
-      <w:r>
-        <w:rPr>
-          <w:rFonts w:hint="default" w:eastAsia="Aptos" w:cs="Aptos" w:asciiTheme="minorAscii" w:hAnsiTheme="minorAscii"/>
-          <w:sz w:val="22"/>
-          <w:szCs w:val="22"/>
+          <w:rFonts w:hint="default" w:ascii="Times New Roman" w:hAnsi="Times New Roman" w:cs="Times New Roman"/>
+          <w:sz w:val="24"/>
+          <w:szCs w:val="24"/>
+        </w:rPr>
+      </w:pPr>
+      <w:r>
+        <w:rPr>
+          <w:rFonts w:hint="default" w:ascii="Times New Roman" w:hAnsi="Times New Roman" w:eastAsia="Aptos" w:cs="Times New Roman"/>
+          <w:sz w:val="24"/>
+          <w:szCs w:val="24"/>
           <w:lang w:val="en-US"/>
         </w:rPr>
         <w:t>A well organized file and folder structure is essential for efficient website development. The project files are organized into a root folder containing all HTML pages and supporting folders for styling, scripts, images, and documents.</w:t>
@@ -678,18 +681,18 @@
         <w:pStyle w:val="3"/>
         <w:spacing w:before="281" w:beforeAutospacing="0" w:after="281" w:afterAutospacing="0"/>
         <w:rPr>
-          <w:rFonts w:hint="default" w:asciiTheme="minorAscii" w:hAnsiTheme="minorAscii"/>
-          <w:sz w:val="22"/>
-          <w:szCs w:val="22"/>
-        </w:rPr>
-      </w:pPr>
-      <w:r>
-        <w:rPr>
-          <w:rFonts w:hint="default" w:eastAsia="Aptos" w:cs="Aptos" w:asciiTheme="minorAscii" w:hAnsiTheme="minorAscii"/>
-          <w:b/>
-          <w:bCs/>
-          <w:sz w:val="22"/>
-          <w:szCs w:val="22"/>
+          <w:rFonts w:hint="default" w:ascii="Times New Roman" w:hAnsi="Times New Roman" w:cs="Times New Roman"/>
+          <w:sz w:val="24"/>
+          <w:szCs w:val="24"/>
+        </w:rPr>
+      </w:pPr>
+      <w:r>
+        <w:rPr>
+          <w:rFonts w:hint="default" w:ascii="Times New Roman" w:hAnsi="Times New Roman" w:eastAsia="Aptos" w:cs="Times New Roman"/>
+          <w:b/>
+          <w:bCs/>
+          <w:sz w:val="24"/>
+          <w:szCs w:val="24"/>
           <w:lang w:val="en-US"/>
         </w:rPr>
         <w:t>4.2.1 File Naming Conventions</w:t>
@@ -699,16 +702,16 @@
       <w:pPr>
         <w:spacing w:before="240" w:beforeAutospacing="0" w:after="240" w:afterAutospacing="0"/>
         <w:rPr>
-          <w:rFonts w:hint="default" w:asciiTheme="minorAscii" w:hAnsiTheme="minorAscii"/>
-          <w:sz w:val="22"/>
-          <w:szCs w:val="22"/>
-        </w:rPr>
-      </w:pPr>
-      <w:r>
-        <w:rPr>
-          <w:rFonts w:hint="default" w:eastAsia="Aptos" w:cs="Aptos" w:asciiTheme="minorAscii" w:hAnsiTheme="minorAscii"/>
-          <w:sz w:val="22"/>
-          <w:szCs w:val="22"/>
+          <w:rFonts w:hint="default" w:ascii="Times New Roman" w:hAnsi="Times New Roman" w:cs="Times New Roman"/>
+          <w:sz w:val="24"/>
+          <w:szCs w:val="24"/>
+        </w:rPr>
+      </w:pPr>
+      <w:r>
+        <w:rPr>
+          <w:rFonts w:hint="default" w:ascii="Times New Roman" w:hAnsi="Times New Roman" w:eastAsia="Aptos" w:cs="Times New Roman"/>
+          <w:sz w:val="24"/>
+          <w:szCs w:val="24"/>
           <w:lang w:val="en-US"/>
         </w:rPr>
         <w:t>All files are named clearly and consistently using lowercase letters. Descriptive names are used to make the files easy to identify and manage.</w:t>
@@ -717,9 +720,9 @@
     <w:p>
       <w:pPr>
         <w:rPr>
-          <w:rFonts w:hint="default" w:asciiTheme="minorAscii" w:hAnsiTheme="minorAscii"/>
-          <w:sz w:val="22"/>
-          <w:szCs w:val="22"/>
+          <w:rFonts w:hint="default" w:ascii="Times New Roman" w:hAnsi="Times New Roman" w:cs="Times New Roman"/>
+          <w:sz w:val="24"/>
+          <w:szCs w:val="24"/>
         </w:rPr>
       </w:pPr>
     </w:p>
@@ -728,18 +731,18 @@
         <w:pStyle w:val="3"/>
         <w:spacing w:before="281" w:beforeAutospacing="0" w:after="281" w:afterAutospacing="0"/>
         <w:rPr>
-          <w:rFonts w:hint="default" w:asciiTheme="minorAscii" w:hAnsiTheme="minorAscii"/>
-          <w:sz w:val="22"/>
-          <w:szCs w:val="22"/>
-        </w:rPr>
-      </w:pPr>
-      <w:r>
-        <w:rPr>
-          <w:rFonts w:hint="default" w:eastAsia="Aptos" w:cs="Aptos" w:asciiTheme="minorAscii" w:hAnsiTheme="minorAscii"/>
-          <w:b/>
-          <w:bCs/>
-          <w:sz w:val="22"/>
-          <w:szCs w:val="22"/>
+          <w:rFonts w:hint="default" w:ascii="Times New Roman" w:hAnsi="Times New Roman" w:cs="Times New Roman"/>
+          <w:sz w:val="24"/>
+          <w:szCs w:val="24"/>
+        </w:rPr>
+      </w:pPr>
+      <w:r>
+        <w:rPr>
+          <w:rFonts w:hint="default" w:ascii="Times New Roman" w:hAnsi="Times New Roman" w:eastAsia="Aptos" w:cs="Times New Roman"/>
+          <w:b/>
+          <w:bCs/>
+          <w:sz w:val="24"/>
+          <w:szCs w:val="24"/>
           <w:lang w:val="en-US"/>
         </w:rPr>
         <w:t>4.2.2 Folder Purpose</w:t>
@@ -754,28 +757,28 @@
         </w:numPr>
         <w:spacing w:before="0" w:beforeAutospacing="0" w:after="0" w:afterAutospacing="0"/>
         <w:rPr>
-          <w:rFonts w:hint="default" w:eastAsia="Aptos" w:cs="Aptos" w:asciiTheme="minorAscii" w:hAnsiTheme="minorAscii"/>
-          <w:sz w:val="22"/>
-          <w:szCs w:val="22"/>
-          <w:lang w:val="en-US"/>
-        </w:rPr>
-      </w:pPr>
-      <w:r>
-        <w:rPr>
-          <w:rFonts w:hint="default" w:eastAsia="Aptos" w:cs="Aptos" w:asciiTheme="minorAscii" w:hAnsiTheme="minorAscii"/>
-          <w:b/>
-          <w:bCs/>
-          <w:sz w:val="22"/>
-          <w:szCs w:val="22"/>
+          <w:rFonts w:hint="default" w:ascii="Times New Roman" w:hAnsi="Times New Roman" w:eastAsia="Aptos" w:cs="Times New Roman"/>
+          <w:sz w:val="24"/>
+          <w:szCs w:val="24"/>
+          <w:lang w:val="en-US"/>
+        </w:rPr>
+      </w:pPr>
+      <w:r>
+        <w:rPr>
+          <w:rFonts w:hint="default" w:ascii="Times New Roman" w:hAnsi="Times New Roman" w:eastAsia="Aptos" w:cs="Times New Roman"/>
+          <w:b/>
+          <w:bCs/>
+          <w:sz w:val="24"/>
+          <w:szCs w:val="24"/>
           <w:lang w:val="en-US"/>
         </w:rPr>
         <w:t>css/</w:t>
       </w:r>
       <w:r>
         <w:rPr>
-          <w:rFonts w:hint="default" w:eastAsia="Aptos" w:cs="Aptos" w:asciiTheme="minorAscii" w:hAnsiTheme="minorAscii"/>
-          <w:sz w:val="22"/>
-          <w:szCs w:val="22"/>
+          <w:rFonts w:hint="default" w:ascii="Times New Roman" w:hAnsi="Times New Roman" w:eastAsia="Aptos" w:cs="Times New Roman"/>
+          <w:sz w:val="24"/>
+          <w:szCs w:val="24"/>
           <w:lang w:val="en-US"/>
         </w:rPr>
         <w:t xml:space="preserve"> – contains styling files </w:t>
@@ -790,28 +793,28 @@
         </w:numPr>
         <w:spacing w:before="0" w:beforeAutospacing="0" w:after="0" w:afterAutospacing="0"/>
         <w:rPr>
-          <w:rFonts w:hint="default" w:eastAsia="Aptos" w:cs="Aptos" w:asciiTheme="minorAscii" w:hAnsiTheme="minorAscii"/>
-          <w:sz w:val="22"/>
-          <w:szCs w:val="22"/>
-          <w:lang w:val="en-US"/>
-        </w:rPr>
-      </w:pPr>
-      <w:r>
-        <w:rPr>
-          <w:rFonts w:hint="default" w:eastAsia="Aptos" w:cs="Aptos" w:asciiTheme="minorAscii" w:hAnsiTheme="minorAscii"/>
-          <w:b/>
-          <w:bCs/>
-          <w:sz w:val="22"/>
-          <w:szCs w:val="22"/>
+          <w:rFonts w:hint="default" w:ascii="Times New Roman" w:hAnsi="Times New Roman" w:eastAsia="Aptos" w:cs="Times New Roman"/>
+          <w:sz w:val="24"/>
+          <w:szCs w:val="24"/>
+          <w:lang w:val="en-US"/>
+        </w:rPr>
+      </w:pPr>
+      <w:r>
+        <w:rPr>
+          <w:rFonts w:hint="default" w:ascii="Times New Roman" w:hAnsi="Times New Roman" w:eastAsia="Aptos" w:cs="Times New Roman"/>
+          <w:b/>
+          <w:bCs/>
+          <w:sz w:val="24"/>
+          <w:szCs w:val="24"/>
           <w:lang w:val="en-US"/>
         </w:rPr>
         <w:t>js/</w:t>
       </w:r>
       <w:r>
         <w:rPr>
-          <w:rFonts w:hint="default" w:eastAsia="Aptos" w:cs="Aptos" w:asciiTheme="minorAscii" w:hAnsiTheme="minorAscii"/>
-          <w:sz w:val="22"/>
-          <w:szCs w:val="22"/>
+          <w:rFonts w:hint="default" w:ascii="Times New Roman" w:hAnsi="Times New Roman" w:eastAsia="Aptos" w:cs="Times New Roman"/>
+          <w:sz w:val="24"/>
+          <w:szCs w:val="24"/>
           <w:lang w:val="en-US"/>
         </w:rPr>
         <w:t xml:space="preserve"> – contains JavaScript files </w:t>
@@ -826,28 +829,28 @@
         </w:numPr>
         <w:spacing w:before="0" w:beforeAutospacing="0" w:after="0" w:afterAutospacing="0"/>
         <w:rPr>
-          <w:rFonts w:hint="default" w:eastAsia="Aptos" w:cs="Aptos" w:asciiTheme="minorAscii" w:hAnsiTheme="minorAscii"/>
-          <w:sz w:val="22"/>
-          <w:szCs w:val="22"/>
-          <w:lang w:val="en-US"/>
-        </w:rPr>
-      </w:pPr>
-      <w:r>
-        <w:rPr>
-          <w:rFonts w:hint="default" w:eastAsia="Aptos" w:cs="Aptos" w:asciiTheme="minorAscii" w:hAnsiTheme="minorAscii"/>
-          <w:b/>
-          <w:bCs/>
-          <w:sz w:val="22"/>
-          <w:szCs w:val="22"/>
+          <w:rFonts w:hint="default" w:ascii="Times New Roman" w:hAnsi="Times New Roman" w:eastAsia="Aptos" w:cs="Times New Roman"/>
+          <w:sz w:val="24"/>
+          <w:szCs w:val="24"/>
+          <w:lang w:val="en-US"/>
+        </w:rPr>
+      </w:pPr>
+      <w:r>
+        <w:rPr>
+          <w:rFonts w:hint="default" w:ascii="Times New Roman" w:hAnsi="Times New Roman" w:eastAsia="Aptos" w:cs="Times New Roman"/>
+          <w:b/>
+          <w:bCs/>
+          <w:sz w:val="24"/>
+          <w:szCs w:val="24"/>
           <w:lang w:val="en-US"/>
         </w:rPr>
         <w:t>images/</w:t>
       </w:r>
       <w:r>
         <w:rPr>
-          <w:rFonts w:hint="default" w:eastAsia="Aptos" w:cs="Aptos" w:asciiTheme="minorAscii" w:hAnsiTheme="minorAscii"/>
-          <w:sz w:val="22"/>
-          <w:szCs w:val="22"/>
+          <w:rFonts w:hint="default" w:ascii="Times New Roman" w:hAnsi="Times New Roman" w:eastAsia="Aptos" w:cs="Times New Roman"/>
+          <w:sz w:val="24"/>
+          <w:szCs w:val="24"/>
           <w:lang w:val="en-US"/>
         </w:rPr>
         <w:t xml:space="preserve"> – stores images used on the website </w:t>
@@ -862,30 +865,30 @@
         </w:numPr>
         <w:spacing w:before="0" w:beforeAutospacing="0" w:after="0" w:afterAutospacing="0"/>
         <w:rPr>
-          <w:rFonts w:hint="default" w:eastAsia="Aptos" w:cs="Aptos" w:asciiTheme="minorAscii" w:hAnsiTheme="minorAscii"/>
-          <w:b/>
-          <w:bCs/>
-          <w:sz w:val="22"/>
-          <w:szCs w:val="22"/>
-          <w:lang w:val="en-US"/>
-        </w:rPr>
-      </w:pPr>
-      <w:r>
-        <w:rPr>
-          <w:rFonts w:hint="default" w:eastAsia="Aptos" w:cs="Aptos" w:asciiTheme="minorAscii" w:hAnsiTheme="minorAscii"/>
-          <w:b/>
-          <w:bCs/>
-          <w:sz w:val="22"/>
-          <w:szCs w:val="22"/>
+          <w:rFonts w:hint="default" w:ascii="Times New Roman" w:hAnsi="Times New Roman" w:eastAsia="Aptos" w:cs="Times New Roman"/>
+          <w:b/>
+          <w:bCs/>
+          <w:sz w:val="24"/>
+          <w:szCs w:val="24"/>
+          <w:lang w:val="en-US"/>
+        </w:rPr>
+      </w:pPr>
+      <w:r>
+        <w:rPr>
+          <w:rFonts w:hint="default" w:ascii="Times New Roman" w:hAnsi="Times New Roman" w:eastAsia="Aptos" w:cs="Times New Roman"/>
+          <w:b/>
+          <w:bCs/>
+          <w:sz w:val="24"/>
+          <w:szCs w:val="24"/>
           <w:lang w:val="en-US"/>
         </w:rPr>
         <w:t>documents/</w:t>
       </w:r>
       <w:r>
         <w:rPr>
-          <w:rFonts w:hint="default" w:eastAsia="Aptos" w:cs="Aptos" w:asciiTheme="minorAscii" w:hAnsiTheme="minorAscii"/>
-          <w:sz w:val="22"/>
-          <w:szCs w:val="22"/>
+          <w:rFonts w:hint="default" w:ascii="Times New Roman" w:hAnsi="Times New Roman" w:eastAsia="Aptos" w:cs="Times New Roman"/>
+          <w:sz w:val="24"/>
+          <w:szCs w:val="24"/>
           <w:lang w:val="en-US"/>
         </w:rPr>
         <w:t xml:space="preserve"> – contains research and content files </w:t>
@@ -900,25 +903,27 @@
         </w:numPr>
         <w:spacing w:before="0" w:beforeAutospacing="0" w:after="0" w:afterAutospacing="0"/>
         <w:rPr>
-          <w:rFonts w:hint="default" w:eastAsia="Aptos" w:cs="Aptos" w:asciiTheme="minorAscii" w:hAnsiTheme="minorAscii"/>
-          <w:b/>
-          <w:bCs/>
-          <w:sz w:val="22"/>
-          <w:szCs w:val="22"/>
-          <w:lang w:val="en-US"/>
-        </w:rPr>
-      </w:pPr>
+          <w:rFonts w:hint="default" w:ascii="Times New Roman" w:hAnsi="Times New Roman" w:eastAsia="Aptos" w:cs="Times New Roman"/>
+          <w:b/>
+          <w:bCs/>
+          <w:sz w:val="24"/>
+          <w:szCs w:val="24"/>
+          <w:lang w:val="en-US"/>
+        </w:rPr>
+      </w:pPr>
+      <w:bookmarkStart w:id="0" w:name="_GoBack"/>
+      <w:bookmarkEnd w:id="0"/>
     </w:p>
     <w:p>
       <w:pPr>
         <w:pStyle w:val="3"/>
         <w:spacing w:before="281" w:beforeAutospacing="0" w:after="281" w:afterAutospacing="0"/>
         <w:rPr>
-          <w:rFonts w:hint="default" w:eastAsia="Aptos" w:cs="Aptos" w:asciiTheme="minorAscii" w:hAnsiTheme="minorAscii"/>
-          <w:b/>
-          <w:bCs/>
-          <w:sz w:val="22"/>
-          <w:szCs w:val="22"/>
+          <w:rFonts w:hint="default" w:ascii="Times New Roman" w:hAnsi="Times New Roman" w:eastAsia="Aptos" w:cs="Times New Roman"/>
+          <w:b/>
+          <w:bCs/>
+          <w:sz w:val="24"/>
+          <w:szCs w:val="24"/>
           <w:lang w:val="en-US"/>
         </w:rPr>
       </w:pPr>
@@ -928,11 +933,11 @@
         <w:pStyle w:val="3"/>
         <w:spacing w:before="281" w:beforeAutospacing="0" w:after="281" w:afterAutospacing="0"/>
         <w:rPr>
-          <w:rFonts w:hint="default" w:eastAsia="Aptos" w:cs="Aptos" w:asciiTheme="minorAscii" w:hAnsiTheme="minorAscii"/>
-          <w:b/>
-          <w:bCs/>
-          <w:sz w:val="22"/>
-          <w:szCs w:val="22"/>
+          <w:rFonts w:hint="default" w:ascii="Times New Roman" w:hAnsi="Times New Roman" w:eastAsia="Aptos" w:cs="Times New Roman"/>
+          <w:b/>
+          <w:bCs/>
+          <w:sz w:val="24"/>
+          <w:szCs w:val="24"/>
           <w:lang w:val="en-US"/>
         </w:rPr>
       </w:pPr>
@@ -942,11 +947,11 @@
         <w:pStyle w:val="3"/>
         <w:spacing w:before="281" w:beforeAutospacing="0" w:after="281" w:afterAutospacing="0"/>
         <w:rPr>
-          <w:rFonts w:hint="default" w:eastAsia="Aptos" w:cs="Aptos" w:asciiTheme="minorAscii" w:hAnsiTheme="minorAscii"/>
-          <w:b/>
-          <w:bCs/>
-          <w:sz w:val="22"/>
-          <w:szCs w:val="22"/>
+          <w:rFonts w:hint="default" w:ascii="Times New Roman" w:hAnsi="Times New Roman" w:eastAsia="Aptos" w:cs="Times New Roman"/>
+          <w:b/>
+          <w:bCs/>
+          <w:sz w:val="24"/>
+          <w:szCs w:val="24"/>
           <w:lang w:val="en-US"/>
         </w:rPr>
       </w:pPr>
@@ -956,11 +961,11 @@
         <w:pStyle w:val="3"/>
         <w:spacing w:before="281" w:beforeAutospacing="0" w:after="281" w:afterAutospacing="0"/>
         <w:rPr>
-          <w:rFonts w:hint="default" w:eastAsia="Aptos" w:cs="Aptos" w:asciiTheme="minorAscii" w:hAnsiTheme="minorAscii"/>
-          <w:b/>
-          <w:bCs/>
-          <w:sz w:val="22"/>
-          <w:szCs w:val="22"/>
+          <w:rFonts w:hint="default" w:ascii="Times New Roman" w:hAnsi="Times New Roman" w:eastAsia="Aptos" w:cs="Times New Roman"/>
+          <w:b/>
+          <w:bCs/>
+          <w:sz w:val="24"/>
+          <w:szCs w:val="24"/>
           <w:lang w:val="en-US"/>
         </w:rPr>
       </w:pPr>
@@ -970,11 +975,11 @@
         <w:pStyle w:val="3"/>
         <w:spacing w:before="281" w:beforeAutospacing="0" w:after="281" w:afterAutospacing="0"/>
         <w:rPr>
-          <w:rFonts w:hint="default" w:eastAsia="Aptos" w:cs="Aptos" w:asciiTheme="minorAscii" w:hAnsiTheme="minorAscii"/>
-          <w:b/>
-          <w:bCs/>
-          <w:sz w:val="22"/>
-          <w:szCs w:val="22"/>
+          <w:rFonts w:hint="default" w:ascii="Times New Roman" w:hAnsi="Times New Roman" w:eastAsia="Aptos" w:cs="Times New Roman"/>
+          <w:b/>
+          <w:bCs/>
+          <w:sz w:val="24"/>
+          <w:szCs w:val="24"/>
           <w:lang w:val="en-US"/>
         </w:rPr>
       </w:pPr>
@@ -984,19 +989,21 @@
         <w:pStyle w:val="3"/>
         <w:spacing w:before="281" w:beforeAutospacing="0" w:after="281" w:afterAutospacing="0"/>
         <w:rPr>
-          <w:rFonts w:hint="default" w:eastAsia="Aptos" w:cs="Aptos" w:asciiTheme="minorAscii" w:hAnsiTheme="minorAscii"/>
-          <w:b/>
-          <w:bCs/>
-          <w:sz w:val="22"/>
-          <w:szCs w:val="22"/>
-          <w:lang w:val="en-US"/>
-        </w:rPr>
-      </w:pPr>
-    </w:p>
-    <w:p>
-      <w:pPr>
-        <w:rPr>
-          <w:rFonts w:hint="default"/>
+          <w:rFonts w:hint="default" w:ascii="Times New Roman" w:hAnsi="Times New Roman" w:eastAsia="Aptos" w:cs="Times New Roman"/>
+          <w:b/>
+          <w:bCs/>
+          <w:sz w:val="24"/>
+          <w:szCs w:val="24"/>
+          <w:lang w:val="en-US"/>
+        </w:rPr>
+      </w:pPr>
+    </w:p>
+    <w:p>
+      <w:pPr>
+        <w:rPr>
+          <w:rFonts w:hint="default" w:ascii="Times New Roman" w:hAnsi="Times New Roman" w:cs="Times New Roman"/>
+          <w:sz w:val="24"/>
+          <w:szCs w:val="24"/>
           <w:lang w:val="en-US"/>
         </w:rPr>
       </w:pPr>
@@ -1006,11 +1013,11 @@
         <w:pStyle w:val="3"/>
         <w:spacing w:before="281" w:beforeAutospacing="0" w:after="281" w:afterAutospacing="0"/>
         <w:rPr>
-          <w:rFonts w:hint="default" w:eastAsia="Aptos" w:cs="Aptos" w:asciiTheme="minorAscii" w:hAnsiTheme="minorAscii"/>
-          <w:b/>
-          <w:bCs/>
-          <w:sz w:val="22"/>
-          <w:szCs w:val="22"/>
+          <w:rFonts w:hint="default" w:ascii="Times New Roman" w:hAnsi="Times New Roman" w:eastAsia="Aptos" w:cs="Times New Roman"/>
+          <w:b/>
+          <w:bCs/>
+          <w:sz w:val="24"/>
+          <w:szCs w:val="24"/>
           <w:lang w:val="en-US"/>
         </w:rPr>
       </w:pPr>
@@ -1020,18 +1027,32 @@
         <w:pStyle w:val="3"/>
         <w:spacing w:before="281" w:beforeAutospacing="0" w:after="281" w:afterAutospacing="0"/>
         <w:rPr>
-          <w:rFonts w:hint="default" w:asciiTheme="minorAscii" w:hAnsiTheme="minorAscii"/>
-          <w:sz w:val="22"/>
-          <w:szCs w:val="22"/>
-        </w:rPr>
-      </w:pPr>
-      <w:r>
-        <w:rPr>
-          <w:rFonts w:hint="default" w:eastAsia="Aptos" w:cs="Aptos" w:asciiTheme="minorAscii" w:hAnsiTheme="minorAscii"/>
-          <w:b/>
-          <w:bCs/>
-          <w:sz w:val="22"/>
-          <w:szCs w:val="22"/>
+          <w:rFonts w:hint="default" w:ascii="Times New Roman" w:hAnsi="Times New Roman" w:eastAsia="Aptos" w:cs="Times New Roman"/>
+          <w:b/>
+          <w:bCs/>
+          <w:sz w:val="24"/>
+          <w:szCs w:val="24"/>
+          <w:lang w:val="en-US"/>
+        </w:rPr>
+      </w:pPr>
+    </w:p>
+    <w:p>
+      <w:pPr>
+        <w:pStyle w:val="3"/>
+        <w:spacing w:before="281" w:beforeAutospacing="0" w:after="281" w:afterAutospacing="0"/>
+        <w:rPr>
+          <w:rFonts w:hint="default" w:ascii="Times New Roman" w:hAnsi="Times New Roman" w:cs="Times New Roman"/>
+          <w:sz w:val="24"/>
+          <w:szCs w:val="24"/>
+        </w:rPr>
+      </w:pPr>
+      <w:r>
+        <w:rPr>
+          <w:rFonts w:hint="default" w:ascii="Times New Roman" w:hAnsi="Times New Roman" w:eastAsia="Aptos" w:cs="Times New Roman"/>
+          <w:b/>
+          <w:bCs/>
+          <w:sz w:val="24"/>
+          <w:szCs w:val="24"/>
           <w:lang w:val="en-US"/>
         </w:rPr>
         <w:t>4.2.3 File Structure</w:t>
@@ -1041,288 +1062,288 @@
       <w:pPr>
         <w:spacing w:before="0" w:beforeAutospacing="0" w:after="0" w:afterAutospacing="0"/>
         <w:rPr>
-          <w:rFonts w:hint="default" w:asciiTheme="minorAscii" w:hAnsiTheme="minorAscii"/>
-          <w:sz w:val="22"/>
-          <w:szCs w:val="22"/>
-        </w:rPr>
-      </w:pPr>
-      <w:r>
-        <w:rPr>
-          <w:rFonts w:hint="default" w:eastAsia="Consolas" w:cs="Consolas" w:asciiTheme="minorAscii" w:hAnsiTheme="minorAscii"/>
-          <w:sz w:val="22"/>
-          <w:szCs w:val="22"/>
+          <w:rFonts w:hint="default" w:ascii="Times New Roman" w:hAnsi="Times New Roman" w:cs="Times New Roman"/>
+          <w:sz w:val="24"/>
+          <w:szCs w:val="24"/>
+        </w:rPr>
+      </w:pPr>
+      <w:r>
+        <w:rPr>
+          <w:rFonts w:hint="default" w:ascii="Times New Roman" w:hAnsi="Times New Roman" w:eastAsia="Consolas" w:cs="Times New Roman"/>
+          <w:sz w:val="24"/>
+          <w:szCs w:val="24"/>
           <w:lang w:val="en-US"/>
         </w:rPr>
         <w:t>boost-drive-carwash/</w:t>
       </w:r>
       <w:r>
         <w:rPr>
-          <w:rFonts w:hint="default" w:asciiTheme="minorAscii" w:hAnsiTheme="minorAscii"/>
-          <w:sz w:val="22"/>
-          <w:szCs w:val="22"/>
+          <w:rFonts w:hint="default" w:ascii="Times New Roman" w:hAnsi="Times New Roman" w:cs="Times New Roman"/>
+          <w:sz w:val="24"/>
+          <w:szCs w:val="24"/>
         </w:rPr>
         <w:br w:type="textWrapping"/>
       </w:r>
       <w:r>
         <w:rPr>
-          <w:rFonts w:hint="default" w:eastAsia="Consolas" w:cs="Consolas" w:asciiTheme="minorAscii" w:hAnsiTheme="minorAscii"/>
-          <w:sz w:val="22"/>
-          <w:szCs w:val="22"/>
+          <w:rFonts w:hint="default" w:ascii="Times New Roman" w:hAnsi="Times New Roman" w:eastAsia="Consolas" w:cs="Times New Roman"/>
+          <w:sz w:val="24"/>
+          <w:szCs w:val="24"/>
           <w:lang w:val="en-US"/>
         </w:rPr>
         <w:t>│</w:t>
       </w:r>
       <w:r>
         <w:rPr>
-          <w:rFonts w:hint="default" w:asciiTheme="minorAscii" w:hAnsiTheme="minorAscii"/>
-          <w:sz w:val="22"/>
-          <w:szCs w:val="22"/>
+          <w:rFonts w:hint="default" w:ascii="Times New Roman" w:hAnsi="Times New Roman" w:cs="Times New Roman"/>
+          <w:sz w:val="24"/>
+          <w:szCs w:val="24"/>
         </w:rPr>
         <w:br w:type="textWrapping"/>
       </w:r>
       <w:r>
         <w:rPr>
-          <w:rFonts w:hint="default" w:eastAsia="Consolas" w:cs="Consolas" w:asciiTheme="minorAscii" w:hAnsiTheme="minorAscii"/>
-          <w:sz w:val="22"/>
-          <w:szCs w:val="22"/>
+          <w:rFonts w:hint="default" w:ascii="Times New Roman" w:hAnsi="Times New Roman" w:eastAsia="Consolas" w:cs="Times New Roman"/>
+          <w:sz w:val="24"/>
+          <w:szCs w:val="24"/>
           <w:lang w:val="en-US"/>
         </w:rPr>
         <w:t>├── index.html</w:t>
       </w:r>
       <w:r>
         <w:rPr>
-          <w:rFonts w:hint="default" w:asciiTheme="minorAscii" w:hAnsiTheme="minorAscii"/>
-          <w:sz w:val="22"/>
-          <w:szCs w:val="22"/>
+          <w:rFonts w:hint="default" w:ascii="Times New Roman" w:hAnsi="Times New Roman" w:cs="Times New Roman"/>
+          <w:sz w:val="24"/>
+          <w:szCs w:val="24"/>
         </w:rPr>
         <w:br w:type="textWrapping"/>
       </w:r>
       <w:r>
         <w:rPr>
-          <w:rFonts w:hint="default" w:eastAsia="Consolas" w:cs="Consolas" w:asciiTheme="minorAscii" w:hAnsiTheme="minorAscii"/>
-          <w:sz w:val="22"/>
-          <w:szCs w:val="22"/>
+          <w:rFonts w:hint="default" w:ascii="Times New Roman" w:hAnsi="Times New Roman" w:eastAsia="Consolas" w:cs="Times New Roman"/>
+          <w:sz w:val="24"/>
+          <w:szCs w:val="24"/>
           <w:lang w:val="en-US"/>
         </w:rPr>
         <w:t>├── about.html</w:t>
       </w:r>
       <w:r>
         <w:rPr>
-          <w:rFonts w:hint="default" w:asciiTheme="minorAscii" w:hAnsiTheme="minorAscii"/>
-          <w:sz w:val="22"/>
-          <w:szCs w:val="22"/>
+          <w:rFonts w:hint="default" w:ascii="Times New Roman" w:hAnsi="Times New Roman" w:cs="Times New Roman"/>
+          <w:sz w:val="24"/>
+          <w:szCs w:val="24"/>
         </w:rPr>
         <w:br w:type="textWrapping"/>
       </w:r>
       <w:r>
         <w:rPr>
-          <w:rFonts w:hint="default" w:eastAsia="Consolas" w:cs="Consolas" w:asciiTheme="minorAscii" w:hAnsiTheme="minorAscii"/>
-          <w:sz w:val="22"/>
-          <w:szCs w:val="22"/>
+          <w:rFonts w:hint="default" w:ascii="Times New Roman" w:hAnsi="Times New Roman" w:eastAsia="Consolas" w:cs="Times New Roman"/>
+          <w:sz w:val="24"/>
+          <w:szCs w:val="24"/>
           <w:lang w:val="en-US"/>
         </w:rPr>
         <w:t>├── services.html</w:t>
       </w:r>
       <w:r>
         <w:rPr>
-          <w:rFonts w:hint="default" w:asciiTheme="minorAscii" w:hAnsiTheme="minorAscii"/>
-          <w:sz w:val="22"/>
-          <w:szCs w:val="22"/>
+          <w:rFonts w:hint="default" w:ascii="Times New Roman" w:hAnsi="Times New Roman" w:cs="Times New Roman"/>
+          <w:sz w:val="24"/>
+          <w:szCs w:val="24"/>
         </w:rPr>
         <w:br w:type="textWrapping"/>
       </w:r>
       <w:r>
         <w:rPr>
-          <w:rFonts w:hint="default" w:eastAsia="Consolas" w:cs="Consolas" w:asciiTheme="minorAscii" w:hAnsiTheme="minorAscii"/>
-          <w:sz w:val="22"/>
-          <w:szCs w:val="22"/>
+          <w:rFonts w:hint="default" w:ascii="Times New Roman" w:hAnsi="Times New Roman" w:eastAsia="Consolas" w:cs="Times New Roman"/>
+          <w:sz w:val="24"/>
+          <w:szCs w:val="24"/>
           <w:lang w:val="en-US"/>
         </w:rPr>
         <w:t>├── booking.html</w:t>
       </w:r>
       <w:r>
         <w:rPr>
-          <w:rFonts w:hint="default" w:asciiTheme="minorAscii" w:hAnsiTheme="minorAscii"/>
-          <w:sz w:val="22"/>
-          <w:szCs w:val="22"/>
+          <w:rFonts w:hint="default" w:ascii="Times New Roman" w:hAnsi="Times New Roman" w:cs="Times New Roman"/>
+          <w:sz w:val="24"/>
+          <w:szCs w:val="24"/>
         </w:rPr>
         <w:br w:type="textWrapping"/>
       </w:r>
       <w:r>
         <w:rPr>
-          <w:rFonts w:hint="default" w:eastAsia="Consolas" w:cs="Consolas" w:asciiTheme="minorAscii" w:hAnsiTheme="minorAscii"/>
-          <w:sz w:val="22"/>
-          <w:szCs w:val="22"/>
+          <w:rFonts w:hint="default" w:ascii="Times New Roman" w:hAnsi="Times New Roman" w:eastAsia="Consolas" w:cs="Times New Roman"/>
+          <w:sz w:val="24"/>
+          <w:szCs w:val="24"/>
           <w:lang w:val="en-US"/>
         </w:rPr>
         <w:t>├── contact.html</w:t>
       </w:r>
       <w:r>
         <w:rPr>
-          <w:rFonts w:hint="default" w:asciiTheme="minorAscii" w:hAnsiTheme="minorAscii"/>
-          <w:sz w:val="22"/>
-          <w:szCs w:val="22"/>
+          <w:rFonts w:hint="default" w:ascii="Times New Roman" w:hAnsi="Times New Roman" w:cs="Times New Roman"/>
+          <w:sz w:val="24"/>
+          <w:szCs w:val="24"/>
         </w:rPr>
         <w:br w:type="textWrapping"/>
       </w:r>
       <w:r>
         <w:rPr>
-          <w:rFonts w:hint="default" w:eastAsia="Consolas" w:cs="Consolas" w:asciiTheme="minorAscii" w:hAnsiTheme="minorAscii"/>
-          <w:sz w:val="22"/>
-          <w:szCs w:val="22"/>
+          <w:rFonts w:hint="default" w:ascii="Times New Roman" w:hAnsi="Times New Roman" w:eastAsia="Consolas" w:cs="Times New Roman"/>
+          <w:sz w:val="24"/>
+          <w:szCs w:val="24"/>
           <w:lang w:val="en-US"/>
         </w:rPr>
         <w:t>│</w:t>
       </w:r>
       <w:r>
         <w:rPr>
-          <w:rFonts w:hint="default" w:asciiTheme="minorAscii" w:hAnsiTheme="minorAscii"/>
-          <w:sz w:val="22"/>
-          <w:szCs w:val="22"/>
+          <w:rFonts w:hint="default" w:ascii="Times New Roman" w:hAnsi="Times New Roman" w:cs="Times New Roman"/>
+          <w:sz w:val="24"/>
+          <w:szCs w:val="24"/>
         </w:rPr>
         <w:br w:type="textWrapping"/>
       </w:r>
       <w:r>
         <w:rPr>
-          <w:rFonts w:hint="default" w:eastAsia="Consolas" w:cs="Consolas" w:asciiTheme="minorAscii" w:hAnsiTheme="minorAscii"/>
-          <w:sz w:val="22"/>
-          <w:szCs w:val="22"/>
+          <w:rFonts w:hint="default" w:ascii="Times New Roman" w:hAnsi="Times New Roman" w:eastAsia="Consolas" w:cs="Times New Roman"/>
+          <w:sz w:val="24"/>
+          <w:szCs w:val="24"/>
           <w:lang w:val="en-US"/>
         </w:rPr>
         <w:t>├── css/</w:t>
       </w:r>
       <w:r>
         <w:rPr>
-          <w:rFonts w:hint="default" w:asciiTheme="minorAscii" w:hAnsiTheme="minorAscii"/>
-          <w:sz w:val="22"/>
-          <w:szCs w:val="22"/>
+          <w:rFonts w:hint="default" w:ascii="Times New Roman" w:hAnsi="Times New Roman" w:cs="Times New Roman"/>
+          <w:sz w:val="24"/>
+          <w:szCs w:val="24"/>
         </w:rPr>
         <w:br w:type="textWrapping"/>
       </w:r>
       <w:r>
         <w:rPr>
-          <w:rFonts w:hint="default" w:eastAsia="Consolas" w:cs="Consolas" w:asciiTheme="minorAscii" w:hAnsiTheme="minorAscii"/>
-          <w:sz w:val="22"/>
-          <w:szCs w:val="22"/>
+          <w:rFonts w:hint="default" w:ascii="Times New Roman" w:hAnsi="Times New Roman" w:eastAsia="Consolas" w:cs="Times New Roman"/>
+          <w:sz w:val="24"/>
+          <w:szCs w:val="24"/>
           <w:lang w:val="en-US"/>
         </w:rPr>
         <w:t>│   └── style.css</w:t>
       </w:r>
       <w:r>
         <w:rPr>
-          <w:rFonts w:hint="default" w:asciiTheme="minorAscii" w:hAnsiTheme="minorAscii"/>
-          <w:sz w:val="22"/>
-          <w:szCs w:val="22"/>
+          <w:rFonts w:hint="default" w:ascii="Times New Roman" w:hAnsi="Times New Roman" w:cs="Times New Roman"/>
+          <w:sz w:val="24"/>
+          <w:szCs w:val="24"/>
         </w:rPr>
         <w:br w:type="textWrapping"/>
       </w:r>
       <w:r>
         <w:rPr>
-          <w:rFonts w:hint="default" w:eastAsia="Consolas" w:cs="Consolas" w:asciiTheme="minorAscii" w:hAnsiTheme="minorAscii"/>
-          <w:sz w:val="22"/>
-          <w:szCs w:val="22"/>
+          <w:rFonts w:hint="default" w:ascii="Times New Roman" w:hAnsi="Times New Roman" w:eastAsia="Consolas" w:cs="Times New Roman"/>
+          <w:sz w:val="24"/>
+          <w:szCs w:val="24"/>
           <w:lang w:val="en-US"/>
         </w:rPr>
         <w:t>│</w:t>
       </w:r>
       <w:r>
         <w:rPr>
-          <w:rFonts w:hint="default" w:asciiTheme="minorAscii" w:hAnsiTheme="minorAscii"/>
-          <w:sz w:val="22"/>
-          <w:szCs w:val="22"/>
+          <w:rFonts w:hint="default" w:ascii="Times New Roman" w:hAnsi="Times New Roman" w:cs="Times New Roman"/>
+          <w:sz w:val="24"/>
+          <w:szCs w:val="24"/>
         </w:rPr>
         <w:br w:type="textWrapping"/>
       </w:r>
       <w:r>
         <w:rPr>
-          <w:rFonts w:hint="default" w:eastAsia="Consolas" w:cs="Consolas" w:asciiTheme="minorAscii" w:hAnsiTheme="minorAscii"/>
-          <w:sz w:val="22"/>
-          <w:szCs w:val="22"/>
+          <w:rFonts w:hint="default" w:ascii="Times New Roman" w:hAnsi="Times New Roman" w:eastAsia="Consolas" w:cs="Times New Roman"/>
+          <w:sz w:val="24"/>
+          <w:szCs w:val="24"/>
           <w:lang w:val="en-US"/>
         </w:rPr>
         <w:t>├── js/</w:t>
       </w:r>
       <w:r>
         <w:rPr>
-          <w:rFonts w:hint="default" w:asciiTheme="minorAscii" w:hAnsiTheme="minorAscii"/>
-          <w:sz w:val="22"/>
-          <w:szCs w:val="22"/>
+          <w:rFonts w:hint="default" w:ascii="Times New Roman" w:hAnsi="Times New Roman" w:cs="Times New Roman"/>
+          <w:sz w:val="24"/>
+          <w:szCs w:val="24"/>
         </w:rPr>
         <w:br w:type="textWrapping"/>
       </w:r>
       <w:r>
         <w:rPr>
-          <w:rFonts w:hint="default" w:eastAsia="Consolas" w:cs="Consolas" w:asciiTheme="minorAscii" w:hAnsiTheme="minorAscii"/>
-          <w:sz w:val="22"/>
-          <w:szCs w:val="22"/>
+          <w:rFonts w:hint="default" w:ascii="Times New Roman" w:hAnsi="Times New Roman" w:eastAsia="Consolas" w:cs="Times New Roman"/>
+          <w:sz w:val="24"/>
+          <w:szCs w:val="24"/>
           <w:lang w:val="en-US"/>
         </w:rPr>
         <w:t>│   └── script.js</w:t>
       </w:r>
       <w:r>
         <w:rPr>
-          <w:rFonts w:hint="default" w:asciiTheme="minorAscii" w:hAnsiTheme="minorAscii"/>
-          <w:sz w:val="22"/>
-          <w:szCs w:val="22"/>
+          <w:rFonts w:hint="default" w:ascii="Times New Roman" w:hAnsi="Times New Roman" w:cs="Times New Roman"/>
+          <w:sz w:val="24"/>
+          <w:szCs w:val="24"/>
         </w:rPr>
         <w:br w:type="textWrapping"/>
       </w:r>
       <w:r>
         <w:rPr>
-          <w:rFonts w:hint="default" w:eastAsia="Consolas" w:cs="Consolas" w:asciiTheme="minorAscii" w:hAnsiTheme="minorAscii"/>
-          <w:sz w:val="22"/>
-          <w:szCs w:val="22"/>
+          <w:rFonts w:hint="default" w:ascii="Times New Roman" w:hAnsi="Times New Roman" w:eastAsia="Consolas" w:cs="Times New Roman"/>
+          <w:sz w:val="24"/>
+          <w:szCs w:val="24"/>
           <w:lang w:val="en-US"/>
         </w:rPr>
         <w:t>│</w:t>
       </w:r>
       <w:r>
         <w:rPr>
-          <w:rFonts w:hint="default" w:asciiTheme="minorAscii" w:hAnsiTheme="minorAscii"/>
-          <w:sz w:val="22"/>
-          <w:szCs w:val="22"/>
+          <w:rFonts w:hint="default" w:ascii="Times New Roman" w:hAnsi="Times New Roman" w:cs="Times New Roman"/>
+          <w:sz w:val="24"/>
+          <w:szCs w:val="24"/>
         </w:rPr>
         <w:br w:type="textWrapping"/>
       </w:r>
       <w:r>
         <w:rPr>
-          <w:rFonts w:hint="default" w:eastAsia="Consolas" w:cs="Consolas" w:asciiTheme="minorAscii" w:hAnsiTheme="minorAscii"/>
-          <w:sz w:val="22"/>
-          <w:szCs w:val="22"/>
+          <w:rFonts w:hint="default" w:ascii="Times New Roman" w:hAnsi="Times New Roman" w:eastAsia="Consolas" w:cs="Times New Roman"/>
+          <w:sz w:val="24"/>
+          <w:szCs w:val="24"/>
           <w:lang w:val="en-US"/>
         </w:rPr>
         <w:t>├── images/</w:t>
       </w:r>
       <w:r>
         <w:rPr>
-          <w:rFonts w:hint="default" w:asciiTheme="minorAscii" w:hAnsiTheme="minorAscii"/>
-          <w:sz w:val="22"/>
-          <w:szCs w:val="22"/>
+          <w:rFonts w:hint="default" w:ascii="Times New Roman" w:hAnsi="Times New Roman" w:cs="Times New Roman"/>
+          <w:sz w:val="24"/>
+          <w:szCs w:val="24"/>
         </w:rPr>
         <w:br w:type="textWrapping"/>
       </w:r>
       <w:r>
         <w:rPr>
-          <w:rFonts w:hint="default" w:eastAsia="Consolas" w:cs="Consolas" w:asciiTheme="minorAscii" w:hAnsiTheme="minorAscii"/>
-          <w:sz w:val="22"/>
-          <w:szCs w:val="22"/>
+          <w:rFonts w:hint="default" w:ascii="Times New Roman" w:hAnsi="Times New Roman" w:eastAsia="Consolas" w:cs="Times New Roman"/>
+          <w:sz w:val="24"/>
+          <w:szCs w:val="24"/>
           <w:lang w:val="en-US"/>
         </w:rPr>
         <w:t>│</w:t>
       </w:r>
       <w:r>
         <w:rPr>
-          <w:rFonts w:hint="default" w:asciiTheme="minorAscii" w:hAnsiTheme="minorAscii"/>
-          <w:sz w:val="22"/>
-          <w:szCs w:val="22"/>
+          <w:rFonts w:hint="default" w:ascii="Times New Roman" w:hAnsi="Times New Roman" w:cs="Times New Roman"/>
+          <w:sz w:val="24"/>
+          <w:szCs w:val="24"/>
         </w:rPr>
         <w:br w:type="textWrapping"/>
       </w:r>
       <w:r>
         <w:rPr>
-          <w:rFonts w:hint="default" w:eastAsia="Consolas" w:cs="Consolas" w:asciiTheme="minorAscii" w:hAnsiTheme="minorAscii"/>
-          <w:sz w:val="22"/>
-          <w:szCs w:val="22"/>
+          <w:rFonts w:hint="default" w:ascii="Times New Roman" w:hAnsi="Times New Roman" w:eastAsia="Consolas" w:cs="Times New Roman"/>
+          <w:sz w:val="24"/>
+          <w:szCs w:val="24"/>
           <w:lang w:val="en-US"/>
         </w:rPr>
         <w:t>├── documents/</w:t>
